--- a/ky/wisdom-stories/lifes-finest-blessing.docx
+++ b/ky/wisdom-stories/lifes-finest-blessing.docx
@@ -13,7 +13,7 @@
     </w:p>
     <w:p>
       <w:r>
-        <w:t>Дервиштен сурашыптыр:</w:t>
+        <w:t>Дербиштен сурашыптыр:</w:t>
       </w:r>
     </w:p>
     <w:p>
@@ -23,7 +23,7 @@
     </w:p>
     <w:p>
       <w:r>
-        <w:t>Дервиш жооп бериптир:</w:t>
+        <w:t>Дербиш жооп бериптир:</w:t>
       </w:r>
     </w:p>
     <w:p>
